--- a/WK5_마케팅믹스_BCG매트릭스_5Layers_인슈어체인.docx
+++ b/WK5_마케팅믹스_BCG매트릭스_5Layers_인슈어체인.docx
@@ -93,6 +93,90 @@
           <w:szCs w:val="21"/>
         </w:rPr>
         <w:t xml:space="preserve">4P(Product·Price·Place·Promotion)는 실물제품 위주의 제조업에 적합한 반면, 인슈어체인은 무형의 금융 서비스(보험 상담·심사·청구)를 AI Agent와 블록체인이라는 IT 플랫폼으로 전달하는 서비스업·IT산업 성격이 강하다. 이에 강의자료가 제시한 대로 서비스 마케팅 분야의 7P(4P + Process·People·Physical Evidence)를 적용해, 소프트웨어·인프라로서의 측면까지 포괄적으로 분석한다.</w:t>
+      </w:r>
+    </w:p>
+    <w:p>
+      <w:pPr>
+        <w:pStyle w:val="Heading2"/>
+        <w:spacing w:after="120" w:before="220"/>
+      </w:pPr>
+      <w:r>
+        <w:rPr>
+          <w:rFonts w:ascii="Malgun Gothic" w:cs="Malgun Gothic" w:eastAsia="Malgun Gothic" w:hAnsi="Malgun Gothic"/>
+          <w:b/>
+          <w:bCs/>
+          <w:color w:val="16233F"/>
+          <w:sz w:val="25"/>
+          <w:szCs w:val="25"/>
+        </w:rPr>
+        <w:t xml:space="preserve">보험상담 AI Assistant 개요</w:t>
+      </w:r>
+    </w:p>
+    <w:p>
+      <w:pPr>
+        <w:spacing w:after="160"/>
+      </w:pPr>
+      <w:r>
+        <w:rPr>
+          <w:rFonts w:ascii="Malgun Gothic" w:cs="Malgun Gothic" w:eastAsia="Malgun Gothic" w:hAnsi="Malgun Gothic"/>
+          <w:sz w:val="21"/>
+          <w:szCs w:val="21"/>
+        </w:rPr>
+        <w:t xml:space="preserve">7P 각 항목에 들어가기 전에, 블록체인 자동화와 함께 이 사업의 또 다른 축인 '보험상담 AI Assistant'를 먼저 정의한다. 이 챗봇은 단순 FAQ 응답기가 아니라 세 가지 독립된 업무를 수행하는 LLM 기반 Agent이며, 그 자체로 B2B API를 통해 외부 GA·핀테크사에 재판매되는 매출 자산이다 — 즉 '상담은 상품일 뿐 아니라 매출원'이다.</w:t>
+      </w:r>
+    </w:p>
+    <w:p>
+      <w:pPr>
+        <w:pStyle w:val="ListParagraph"/>
+        <w:numPr>
+          <w:ilvl w:val="0"/>
+          <w:numId w:val="2"/>
+        </w:numPr>
+        <w:spacing w:after="90"/>
+      </w:pPr>
+      <w:r>
+        <w:rPr>
+          <w:rFonts w:ascii="Malgun Gothic" w:cs="Malgun Gothic" w:eastAsia="Malgun Gothic" w:hAnsi="Malgun Gothic"/>
+          <w:sz w:val="21"/>
+          <w:szCs w:val="21"/>
+        </w:rPr>
+        <w:t xml:space="preserve">① 상품 추천 — 나이·예산·가족상황·건강상태·기존보험을 직접 묻고, 보험다모아 실시간 공시 데이터를 기준으로 보장성·저축성 8개 보장영역을 종합 비교·제안(get_personalized_recommendation 서브에이전트).</w:t>
+      </w:r>
+    </w:p>
+    <w:p>
+      <w:pPr>
+        <w:pStyle w:val="ListParagraph"/>
+        <w:numPr>
+          <w:ilvl w:val="0"/>
+          <w:numId w:val="2"/>
+        </w:numPr>
+        <w:spacing w:after="90"/>
+      </w:pPr>
+      <w:r>
+        <w:rPr>
+          <w:rFonts w:ascii="Malgun Gothic" w:cs="Malgun Gothic" w:eastAsia="Malgun Gothic" w:hAnsi="Malgun Gothic"/>
+          <w:sz w:val="21"/>
+          <w:szCs w:val="21"/>
+        </w:rPr>
+        <w:t xml:space="preserve">② 리밸런싱(CareLink) — 건강검진 결과(PDF·캡처·수기)를 로지스틱 위험예측 모델(AUC≈0.78)로 분석해 보유 보장 대비 공백을 탐지하고, 설계사를 거치지 않고 즉시 재설계를 제안. 블록체인 치아보험 가입자는 웰니스 체크인 시 실제 온체인 보험료가 즉시 할인(최대 20%)되는 유일한 사례.</w:t>
+      </w:r>
+    </w:p>
+    <w:p>
+      <w:pPr>
+        <w:pStyle w:val="ListParagraph"/>
+        <w:numPr>
+          <w:ilvl w:val="0"/>
+          <w:numId w:val="2"/>
+        </w:numPr>
+        <w:spacing w:after="90"/>
+      </w:pPr>
+      <w:r>
+        <w:rPr>
+          <w:rFonts w:ascii="Malgun Gothic" w:cs="Malgun Gothic" w:eastAsia="Malgun Gothic" w:hAnsi="Malgun Gothic"/>
+          <w:sz w:val="21"/>
+          <w:szCs w:val="21"/>
+        </w:rPr>
+        <w:t xml:space="preserve">③ 부수업무(건강 기반 금융포용) — 같은 건강검진 데이터를 Health-Credit 대안 신용평가·건강담보대출(HAS) 심사에 재사용해, 씬파일러·신용취약계층까지 포용하며 보험 판매를 넘어 생애주기 금융 데이터 플랫폼으로 고객을 묶어둔다(교차판매·LTV 제고).</w:t>
       </w:r>
     </w:p>
     <w:tbl>
@@ -217,7 +301,7 @@
                 <w:sz w:val="19"/>
                 <w:szCs w:val="19"/>
               </w:rPr>
-              <w:t xml:space="preserve">LLM 기반 상담 AI Agent(상품추천·리밸런싱·부수 금융업무) + 블록체인 치아보험 스마트컨트랙트(청약·납입·청구·만기환급 자동집행) + 파라메트릭(지수형) 보험 + B2B 파트너 API + 가스리스 온보딩. 치아보험은 이미 전 과정이 온체인에서 동작하는 완성 상품이며, 11개 신규 상품·고도화 기능이 같은 인프라(오라클·언더라이팅 서브에이전트·준비금 계좌)를 재사용해 추가됨.</w:t>
+              <w:t xml:space="preserve">① 보험상담 AI Assistant(상품추천·리밸런싱(CareLink)·부수 금융업무 3대 축, 위 참조) + ② 블록체인 치아보험 스마트컨트랙트(청약·납입·청구·만기환급 자동집행) + ③ 파라메트릭(지수형) 보험 + ④ B2B 파트너 API + ⑤ 가스리스 온보딩. 치아보험은 이미 전 과정이 온체인에서 동작하는 완성 상품이며, 11개 신규 상품·고도화 기능이 같은 인프라(오라클·언더라이팅 서브에이전트·준비금 계좌)를 재사용해 추가됨.</w:t>
             </w:r>
           </w:p>
         </w:tc>
@@ -429,7 +513,7 @@
                 <w:sz w:val="19"/>
                 <w:szCs w:val="19"/>
               </w:rPr>
-              <w:t xml:space="preserve">고객 프로필 수집 → 추천 서브에이전트(get_personalized_recommendation) → 보험다모아 실시간 비교표 제시 → (필요 시) 언더라이팅 서브에이전트 19종 도구로 자율 심사(경계·중위험 구간은 교차심사로 재검증) → 구조화 출력(tier는 AI, route는 코드가 결정) → 청약·증권발급·보험료납입·청구·만기환급까지 전부 스마트컨트랙트가 온체인 자동 처리. 보장한도 20% 이하 소액청구는 완전자동, 초과분만 AI 어드바이저 의견 + 사람 승인.</w:t>
+              <w:t xml:space="preserve">[상담 Assistant] 고객 프로필 수집 → 추천 서브에이전트(get_personalized_recommendation)가 보험다모아 실시간 비교표 제시, 또는 건강검진 결과 입력 → CareLink 리밸런싱 제안 → 부수업무(신용·대출) 연계. [블록체인 자동화] (필요 시) 언더라이팅 서브에이전트 19종 도구로 자율 심사(경계·중위험 구간은 교차심사로 재검증) → 구조화 출력(tier는 AI, route는 코드가 결정) → 청약·증권발급·보험료납입·청구·만기환급까지 전부 스마트컨트랙트가 온체인 자동 처리. 보장한도 20% 이하 소액청구는 완전자동, 초과분만 AI 어드바이저 의견 + 사람 승인.</w:t>
             </w:r>
           </w:p>
         </w:tc>
@@ -788,8 +872,7 @@
                 <w:sz w:val="19"/>
                 <w:szCs w:val="19"/>
               </w:rPr>
-              <w:t xml:space="preserve">[Star] 치아보험(블록체인 자동화)
-완전자동 스마트컨트랙트로 청약~만기환급을 집행하는 플레이어가 국내에 사실상 전무해, '블록체인 자동화 치아보험'이라는 좁은 세그먼트에서는 점유율이 사실상 1위다. 손보업계 디지털·지수형 보험 성장률도 높아 Star로 분류.</w:t>
+              <w:t xml:space="preserve">[Star] ① 보험상담 AI Assistant(추천·CareLink 리밸런싱·부수업무) — 블록체인 없이도 이미 3개 업무 모두 완성·검증됐고, B2B API로 외부 GA·핀테크사에 재판매되는 독자 매출 자산. 규제 리스크가 거의 없어 가장 빠르게 Star로 확정할 수 있는 영역. ② 치아보험(블록체인 자동화) — 완전자동 스마트컨트랙트로 청약~만기환급을 집행하는 플레이어가 국내에 사실상 전무해, 좁은 세그먼트 내 점유율 사실상 1위. 손보업계 디지털·지수형 보험 성장률도 높아 Star로 분류.</w:t>
             </w:r>
           </w:p>
         </w:tc>
@@ -954,7 +1037,7 @@
           <w:sz w:val="21"/>
           <w:szCs w:val="21"/>
         </w:rPr>
-        <w:t xml:space="preserve">Star(치아보험) — '유지/방어' 전략. 로드맵 3단계(규제샌드박스 실증)까지 경쟁력을 지키며 B2B API 유료 파트너 확보의 레퍼런스로 활용한다.</w:t>
+        <w:t xml:space="preserve">Star(보험상담 AI Assistant·치아보험) — '유지/방어' 전략. 특히 AI Assistant는 블록체인·규제 리스크 없이 당장 B2B API로 매출화할 수 있는 가장 안전한 현금창출원이므로, 치아보험(블록체인)과 별도로 독자 영업 트랙을 운영해 로드맵 3단계(규제샌드박스 실증) 이전에도 B2B API 유료 파트너 확보를 선행한다.</w:t>
       </w:r>
     </w:p>
     <w:p>
@@ -1164,7 +1247,7 @@
                 <w:sz w:val="19"/>
                 <w:szCs w:val="19"/>
               </w:rPr>
-              <w:t xml:space="preserve">① 1:1 맞춤 상담을 설계사 인건비 없이 즉시 제공, ② 청구~지급 전 과정 온체인 투명 기록으로 진행 상황 실시간 확인, ③ 건강 개선 시 보험료 자동 할인(최대 20%)·만기/미납 사전 알림으로 가입 후 사후관리 공백 해소, ④ 신용·병력으로 소외되던 고객(씬파일러·유병자)도 포용하는 언더라이팅.</w:t>
+              <w:t xml:space="preserve">[보험상담 AI Assistant] ① 1:1 맞춤 상품 추천을 설계사 인건비 없이 즉시 제공, ② 건강 변화를 자동 감지해 설계사 없이 즉시 재설계를 제안(CareLink 리밸런싱), ③ 신용·병력으로 소외되던 고객(씬파일러)도 건강 데이터로 대출 심사 경로 확보(부수업무). [블록체인 자동화] ④ 청구~지급 전 과정 온체인 투명 기록으로 진행 상황 실시간 확인, ⑤ 건강 개선 시 보험료 자동 할인(최대 20%)·만기/미납 사전 알림으로 가입 후 사후관리 공백 해소.</w:t>
             </w:r>
           </w:p>
         </w:tc>
@@ -1380,7 +1463,7 @@
                 <w:sz w:val="19"/>
                 <w:szCs w:val="19"/>
               </w:rPr>
-              <w:t xml:space="preserve">챗봇 웹앱(상담·추천·리밸런싱·가입·온체인 조회를 한 화면에 통합), 관리자 대시보드(블록체인 상태·청약심사·파트너 API 관리·CSV 정산 리포트), Slack 슬래시 커맨드(관리자용 실시간 온체인 조회), B2B 파트너 API(외부 GA·핀테크사에 동일 데이터를 재판매), 가스리스 온보딩(지갑·가스비 없이 챗봇 대화만으로 가입 완료되는 접근성 확장).</w:t>
+              <w:t xml:space="preserve">보험상담 AI Assistant 웹앱(상품추천·CareLink 리밸런싱·부수업무 3대 모듈과 블록체인 가입·온체인 조회를 한 화면에 통합), 관리자 대시보드(블록체인 상태·청약심사·파트너 API 관리·CSV 정산 리포트), Slack 슬래시 커맨드(관리자용 실시간 온체인 조회), B2B 파트너 API(AI Assistant의 추천엔진·온체인 조회 데이터를 외부 GA·핀테크사에 동일하게 재판매), 가스리스 온보딩(지갑·가스비 없이 챗봇 대화만으로 가입 완료되는 접근성 확장).</w:t>
             </w:r>
           </w:p>
         </w:tc>

--- a/WK5_마케팅믹스_BCG매트릭스_5Layers_인슈어체인.docx
+++ b/WK5_마케팅믹스_BCG매트릭스_5Layers_인슈어체인.docx
@@ -1301,7 +1301,7 @@
                 <w:sz w:val="19"/>
                 <w:szCs w:val="19"/>
               </w:rPr>
-              <w:t xml:space="preserve">건강검진 결과(PDF·캡처·수기입력, DIOBIO 웰니스 연동), 챗봇과의 대화 입력 정보(나이·예산·가족상황·건강상태·기존보험), 보험계약 온체인 데이터(청약·납입·청구·만기), NICE·KCB 신용점수 포트폴리오, 웰니스 체크인 이력.</w:t>
+              <w:t xml:space="preserve">[보험 AI Agent] ① 챗봇과의 대화 입력 정보(나이·예산·가족상황·건강상태·기존보험), ② 건강검진 결과(PDF·캡처·수기입력, DIOBIO 웰니스 연동), ③ 보험다모아 실시간 공시 데이터(20~65세 10개 연령대 × 보장영역별 보험료 비교), ④ ChromaDB RAG 지식베이스(약관·상품 설명 임베딩)와 실시간 웹검색 결과(보험 뉴스), ⑤ NICE·KCB 신용점수 포트폴리오·웰니스 체크인 이력. [블록체인 자동화] ⑥ 보험계약 온체인 데이터(청약·납입·청구·만기).</w:t>
             </w:r>
           </w:p>
         </w:tc>
@@ -1355,7 +1355,7 @@
                 <w:sz w:val="19"/>
                 <w:szCs w:val="19"/>
               </w:rPr>
-              <w:t xml:space="preserve">챗봇(Flask web_app.py) ↔ OpenAI LLM API(tool-calling), Python → Node.js subprocess(ethers.js 재사용) ↔ Hardhat 블록체인 노드, 오라클 서비스(wellness-oracle.js·parametric-oracle-service.js·Open-Meteo 기상 API) ↔ 스마트컨트랙트, Slack 양방향 연동(슬래시 커맨드 조회 + 이벤트 알림)·이메일 알림(Mailpit/SMTP).</w:t>
+              <w:t xml:space="preserve">[보험 AI Agent] ① 챗봇(Flask web_app.py) ↔ OpenAI LLM API(tool-calling), ② 추천 서브에이전트 ↔ 보험다모아(e-insmarket.or.kr) 실시간 크롤러(Playwright stealth / raw CDP 모드로 봇탐지 우회), ③ 챗봇 ↔ ChromaDB 벡터검색 + 실시간 웹검색 API(뉴스 섹션), ④ 언더라이팅 서브에이전트 내부 연결 — 경계·중위험 구간에서 건강축·신용행동축 두 독립 리뷰어가 서로 다른 도구셋으로 교차심사 후 결과를 메인 판정과 연결(_run_scoped_reviewer). [블록체인 자동화] ⑤ Python → Node.js subprocess(ethers.js 재사용) ↔ Hardhat 블록체인 노드, ⑥ 오라클 서비스(wellness-oracle.js·parametric-oracle-service.js·Open-Meteo 기상 API) ↔ 스마트컨트랙트, ⑦ Slack 양방향 연동(슬래시 커맨드 온체인 조회 + 이벤트 알림)·이메일 알림(Mailpit/SMTP).</w:t>
             </w:r>
           </w:p>
         </w:tc>
@@ -1409,7 +1409,7 @@
                 <w:sz w:val="19"/>
                 <w:szCs w:val="19"/>
               </w:rPr>
-              <w:t xml:space="preserve">언더라이팅 19종 AI 서브에이전트(위험도 tier 산정, 경계·중위험 구간은 두 개의 독립 리뷰어가 교차심사), 건강위험 예측 로지스틱 모델(AUC≈0.78), Health-Credit 대안 신용평가(씬파일러 신용점수 가산), 역선택 지수(AASI) 기반 종합 병력 심사, 수익성 지표(손해율·사업비율·합산비율) 및 규모별 손익분기점 시뮬레이션.</w:t>
+              <w:t xml:space="preserve">[보험 AI Agent] ① 언더라이팅 19종 AI 서브에이전트(위험도 tier 산정), ② 경계·중위험 구간 교차심사(건강·신용행동 두 리뷰어 중 최대 위험도 채택, 완화 방향 없음), ③ 건강위험 예측 로지스틱 모델(AUC≈0.78), ④ Health-Credit 대안 신용평가(씬파일러 신용점수 가산), ⑤ 역선택 지수(AASI) 기반 종합 병력 심사. [블록체인 자동화] ⑥ 수익성 지표(손해율·사업비율·합산비율) 및 규모별 손익분기점 시뮬레이션 — 온체인 데이터를 기반으로 산출.</w:t>
             </w:r>
           </w:p>
         </w:tc>
@@ -1463,7 +1463,7 @@
                 <w:sz w:val="19"/>
                 <w:szCs w:val="19"/>
               </w:rPr>
-              <w:t xml:space="preserve">보험상담 AI Assistant 웹앱(상품추천·CareLink 리밸런싱·부수업무 3대 모듈과 블록체인 가입·온체인 조회를 한 화면에 통합), 관리자 대시보드(블록체인 상태·청약심사·파트너 API 관리·CSV 정산 리포트), Slack 슬래시 커맨드(관리자용 실시간 온체인 조회), B2B 파트너 API(AI Assistant의 추천엔진·온체인 조회 데이터를 외부 GA·핀테크사에 동일하게 재판매), 가스리스 온보딩(지갑·가스비 없이 챗봇 대화만으로 가입 완료되는 접근성 확장).</w:t>
+              <w:t xml:space="preserve">[보험 AI Agent] ① 보험상담 AI Assistant 웹앱(상품추천·CareLink 리밸런싱·부수업무 3대 모듈), ② 데모 시나리오 UI(가상 시나리오 프롬프트로 Agent 역량 시연), ③ 관리자용 언더라이팅 수동심사 대기열(/admin/underwriting, Human-in-the-Loop UI), ④ B2B 파트너 API(AI Assistant의 추천엔진을 외부 GA·핀테크사에 재판매). [블록체인 자동화] ⑤ 블록체인 가입·온체인 조회를 AI Assistant 웹앱에 통합, ⑥ 관리자 대시보드(블록체인 상태·청약심사·파트너 API 관리·CSV 정산 리포트), ⑦ Slack 슬래시 커맨드(관리자용 실시간 온체인 조회), ⑧ 가스리스 온보딩(지갑·가스비 없이 챗봇 대화만으로 가입 완료).</w:t>
             </w:r>
           </w:p>
         </w:tc>

--- a/WK5_마케팅믹스_BCG매트릭스_5Layers_인슈어체인.docx
+++ b/WK5_마케팅믹스_BCG매트릭스_5Layers_인슈어체인.docx
@@ -301,7 +301,7 @@
                 <w:sz w:val="19"/>
                 <w:szCs w:val="19"/>
               </w:rPr>
-              <w:t xml:space="preserve">① 보험상담 AI Assistant(상품추천·리밸런싱(CareLink)·부수 금융업무 3대 축, 위 참조) + ② 블록체인 치아보험 스마트컨트랙트(청약·납입·청구·만기환급 자동집행) + ③ 파라메트릭(지수형) 보험 + ④ B2B 파트너 API + ⑤ 가스리스 온보딩. 치아보험은 이미 전 과정이 온체인에서 동작하는 완성 상품이며, 11개 신규 상품·고도화 기능이 같은 인프라(오라클·언더라이팅 서브에이전트·준비금 계좌)를 재사용해 추가됨.</w:t>
+              <w:t xml:space="preserve">[보험 AI Agent] ① 보험상담 AI Assistant(상품추천·리밸런싱(CareLink)·부수 금융업무 3대 축, 위 참조) — 고객용 상담 엔진. ② 언더라이팅 AI 엔진(19종 자율 심사 도구 + 경계·중위험 교차심사) — 보험사 대상으로 챗봇과 분리해 단독 라이선스가 가능한 B2B 심사엔진 자산. [블록체인 자동화] ③ 블록체인 치아보험 스마트컨트랙트(청약·납입·청구·만기환급 자동집행) ④ 파라메트릭(지수형) 보험 ⑤ 온체인 데이터 조회 B2B API ⑥ 가스리스 온보딩. 치아보험은 이미 전 과정이 온체인에서 동작하는 완성 상품이며, 11개 신규 상품·고도화 기능이 같은 인프라(오라클·언더라이팅 서브에이전트·준비금 계좌)를 재사용해 추가됨.</w:t>
             </w:r>
           </w:p>
         </w:tc>
@@ -354,7 +354,7 @@
                 <w:sz w:val="19"/>
                 <w:szCs w:val="19"/>
               </w:rPr>
-              <w:t xml:space="preserve">보험료 자체는 기존 보험업계 요율 체계를 따르므로 가격 경쟁이 아니라 '비용구조 혁신'이 가격 전략의 핵심이다. 수작업 대비 가입심사 93%·소액청구심사 92%·결제정산 98%·재보험조달 67%·고객문의대응 93%(평균 약 89%) 비용 절감을 근거로, B2B 기술 라이선스료·API 월정산·재보험풀 AUM 수수료 등 가치기반 가격을 보험사·파트너사에 부과한다.</w:t>
+              <w:t xml:space="preserve">보험료 자체는 기존 보험업계 요율 체계를 따르므로 가격 경쟁이 아니라 '비용구조 혁신'이 가격 전략의 핵심이다. [보험 AI Agent 기여분] 가입심사 93%↓(언더라이팅 19종 서브에이전트가 설계사·언더라이터 인건비 대체), 고객문의대응 93%↓(챗봇 상담이 콜센터 상담원 대체). [블록체인 자동화 기여분] 소액청구심사 92%↓, 결제정산 98%↓, 재보험조달 67%↓(평균 약 89% 절감). 이를 근거로 AI Assistant/언더라이팅 엔진 라이선스료 + 온체인 API 월정산·재보험풀 AUM 수수료 등 가치기반 가격을 보험사·파트너사에 부과한다.</w:t>
             </w:r>
           </w:p>
         </w:tc>
@@ -619,7 +619,7 @@
                 <w:sz w:val="19"/>
                 <w:szCs w:val="19"/>
               </w:rPr>
-              <w:t xml:space="preserve">관리자 대시보드의 손해율·사업비율·합산비율 실시간 노출(투자자·파트너 대상 수익성 증빙), 블록체인 온체인 투명 기록(고객·보험사가 동일 데이터 실시간 조회), PDF 증권서류·이메일/Slack 알림, 167개 이상 통과한 Hardhat 단위테스트 — 무형 서비스의 신뢰를 보강하는 유형적 증거 역할을 한다.</w:t>
+              <w:t xml:space="preserve">[보험 AI Agent] 구조화 출력 로그(tier는 AI가 판단, route는 코드가 결정하는 기록), 경계·중위험 교차심사 기록(cross_review — 어느 리뷰어가 어떤 사유로 상향했는지), AI 어드바이저 의견이 담긴 Slack 로그. [블록체인 자동화] 관리자 대시보드의 손해율·사업비율·합산비율 실시간 노출, 온체인 투명 기록(고객·보험사가 동일 데이터 실시간 조회), PDF 증권서류, 167개 이상 통과한 Hardhat 단위테스트 — 무형 서비스의 신뢰를 보강하는 유형적 증거 역할을 한다.</w:t>
             </w:r>
           </w:p>
         </w:tc>
@@ -668,7 +668,7 @@
           <w:sz w:val="21"/>
           <w:szCs w:val="21"/>
         </w:rPr>
-        <w:t xml:space="preserve">치아보험(블록체인 자동화) 상품은 청약·증권발급·납입·청구·만기환급 전 과정이 이미 구현·검증된 상태로 '도입기'를 지나 '성장기' 초입에 있다고 판단한다 — 손보업계가 2025~2026년 지수형(파라메트릭) 보험을 잇달아 상용화하며 시장 수용도는 이미 검증됐지만, '사람 개입 없는 완전자동 스마트컨트랙트 집행' 구조는 아직 경쟁사가 상용화하지 않아 경쟁자 수는 적다. 반면 파라메트릭(폭염특보)·헬스케어 리퍼럴·가스리스 온보딩 등 11개 신규 상품은 대부분 '도입기'로, 초기 고객 신뢰 확보와 레퍼런스 구축이 핵심 과제다.</w:t>
+        <w:t xml:space="preserve">보험상담 AI Assistant(추천·CareLink 리밸런싱·부수업무)는 3개 업무 모두 완성·검증되어 이미 '성장기'에 진입했다고 판단한다 — 유사 LLM 상담 챗봇 자체는 경쟁사도 출시하고 있어 경쟁 강도는 있지만, 보험다모아 실시간 공시 기반 추천 + 건강검진 연동 리밸런싱 + 신용·대출 연계를 하나의 Agent로 묶은 조합형 상품은 드물다. 치아보험(블록체인 자동화) 상품 역시 청약·증권발급·납입·청구·만기환급 전 과정이 구현·검증된 상태로 '도입기'를 지나 '성장기' 초입에 있다 — 손보업계가 2025~2026년 지수형(파라메트릭) 보험을 잇달아 상용화하며 시장 수용도는 검증됐지만, '사람 개입 없는 완전자동 스마트컨트랙트 집행' 구조는 아직 경쟁사가 상용화하지 않아 경쟁자 수는 적다. 반면 언더라이팅 AI 엔진의 B2B 단독 라이선스, 파라메트릭(폭염특보)·헬스케어 리퍼럴·가스리스 온보딩 등은 대부분 '도입기'로, 초기 고객 신뢰 확보와 레퍼런스 구축이 핵심 과제다.</w:t>
       </w:r>
     </w:p>
     <w:p>
@@ -872,7 +872,8 @@
                 <w:sz w:val="19"/>
                 <w:szCs w:val="19"/>
               </w:rPr>
-              <w:t xml:space="preserve">[Star] ① 보험상담 AI Assistant(추천·CareLink 리밸런싱·부수업무) — 블록체인 없이도 이미 3개 업무 모두 완성·검증됐고, B2B API로 외부 GA·핀테크사에 재판매되는 독자 매출 자산. 규제 리스크가 거의 없어 가장 빠르게 Star로 확정할 수 있는 영역. ② 치아보험(블록체인 자동화) — 완전자동 스마트컨트랙트로 청약~만기환급을 집행하는 플레이어가 국내에 사실상 전무해, 좁은 세그먼트 내 점유율 사실상 1위. 손보업계 디지털·지수형 보험 성장률도 높아 Star로 분류.</w:t>
+              <w:t xml:space="preserve">Star
+[보험 AI Agent] ① 보험상담 AI Assistant(추천·CareLink 리밸런싱·부수업무) — 블록체인 없이도 이미 3개 업무 모두 완성·검증됐고, B2B API로 외부 GA·핀테크사에 재판매되는 독자 매출 자산. 규제 리스크가 거의 없어 가장 빠르게 Star로 확정할 수 있는 영역. ② 언더라이팅 AI 엔진(19종 자율심사+교차심사) — 챗봇과 분리해 보험사에 '심사 엔진'만 단독 라이선스할 수 있는 기술적으로 가장 성숙한 자산. [블록체인 자동화] ③ 치아보험(블록체인 자동화) — 완전자동 스마트컨트랙트로 청약~만기환급을 집행하는 플레이어가 국내에 사실상 전무해, 좁은 세그먼트 내 점유율 사실상 1위.</w:t>
             </w:r>
           </w:p>
         </w:tc>
@@ -898,8 +899,8 @@
                 <w:sz w:val="19"/>
                 <w:szCs w:val="19"/>
               </w:rPr>
-              <w:t xml:space="preserve">[Question Mark] 파라메트릭보험(폭염특보)·B2B 파트너 API·헬스케어 리퍼럴(CareLink)
-손보업계 지수형 보험 성장률은 높지만, 세 사업 모두 아직 실사용 파트너·고객 확보 전(PoC 이전) 단계라 점유율은 낮다. 성공 시 Star로, 실패 시 Dog로 갈릴 전형적인 Question Mark.</w:t>
+              <w:t xml:space="preserve">Question Mark
+[보험 AI Agent] ① 헬스케어 리퍼럴(CareLink, 검진센터 제휴 확장) — PoC 이전. ② AI Assistant/언더라이팅 엔진 단독 SaaS 라이선스 — 아직 유료 계약 전. [블록체인 자동화] ③ 파라메트릭보험(폭염특보) ④ 온체인 데이터 조회 B2B API. 손보업계 지수형 보험·AI 상담 시장 성장률은 모두 높지만, 네 영역 다 아직 실사용 파트너·고객 확보 전(PoC 이전)이라 점유율은 낮다. 성공 시 Star로, 실패 시 Dog로 갈릴 전형적인 Question Mark.</w:t>
             </w:r>
           </w:p>
         </w:tc>
@@ -955,8 +956,8 @@
                 <w:sz w:val="19"/>
                 <w:szCs w:val="19"/>
               </w:rPr>
-              <w:t xml:space="preserve">[Cash Cow] (목표) B2B API 기술 라이선스·월정산 수수료
-아직 실제 매출이 없어 엄밀히는 Question Mark에 가깝지만, 반복성 수수료 구조 자체는 설계상 안정적 성장(둔화)·고점유율 목표군으로 투자 없이도 현금흐름을 공급하는 Cash Cow 전환이 목표.</w:t>
+              <w:t xml:space="preserve">Cash Cow (목표)
+[보험 AI Agent] AI Assistant/언더라이팅 엔진 구독형 SaaS 라이선스. [블록체인 자동화] 온체인 조회 API 월정산·재보험풀 AUM 수수료. 아직 실제 매출이 없어 엄밀히는 Question Mark에 가깝지만, 두 축 모두 반복성 수수료 구조라 투자 없이도 현금흐름을 공급하는 Cash Cow 전환이 목표.</w:t>
             </w:r>
           </w:p>
         </w:tc>
@@ -982,8 +983,8 @@
                 <w:sz w:val="19"/>
                 <w:szCs w:val="19"/>
               </w:rPr>
-              <w:t xml:space="preserve">[Dog] 가스리스 온보딩·재보험풀 1클릭화·대체투자 리스크연동형 펀드 등 부가 인프라
-자체적으로 매출을 내지 않는 비용센터성 기능(핵심 상품의 진입장벽 완화·운영 효율화 목적)으로, 시장성장률·점유율 두 축 모두 낮다. 핵심 상품을 지원하는 한도 내에서만 최소 투자.</w:t>
+              <w:t xml:space="preserve">Dog
+[보험 AI Agent] 차세대 판단 AI(Jev) 도입 PoC 검토 — 아직 매출 없는 연구단계. [블록체인 자동화] 가스리스 온보딩·재보험풀 1클릭화·대체투자 리스크연동형 펀드 등 부가 인프라. 자체적으로 매출을 내지 않는 비용센터성 기능(핵심 상품의 진입장벽 완화·운영 효율화·미래 옵션 확보 목적)으로, 시장성장률·점유율 두 축 모두 낮다. 핵심 상품을 지원하는 한도 내에서만 최소 투자.</w:t>
             </w:r>
           </w:p>
         </w:tc>
@@ -1037,7 +1038,7 @@
           <w:sz w:val="21"/>
           <w:szCs w:val="21"/>
         </w:rPr>
-        <w:t xml:space="preserve">Star(보험상담 AI Assistant·치아보험) — '유지/방어' 전략. 특히 AI Assistant는 블록체인·규제 리스크 없이 당장 B2B API로 매출화할 수 있는 가장 안전한 현금창출원이므로, 치아보험(블록체인)과 별도로 독자 영업 트랙을 운영해 로드맵 3단계(규제샌드박스 실증) 이전에도 B2B API 유료 파트너 확보를 선행한다.</w:t>
+        <w:t xml:space="preserve">Star(보험 AI Agent 2종·치아보험) — '유지/방어' 전략. 특히 AI Assistant와 언더라이팅 AI 엔진은 블록체인·규제 리스크 없이 당장 B2B API·SaaS 라이선스로 매출화할 수 있는 가장 안전한 현금창출원이므로, 치아보험(블록체인)과 별도의 독자 영업 트랙을 운영해 로드맵 3단계(규제샌드박스 실증) 이전에도 유료 파트너 확보를 선행한다 — 두 AI 자산 중 하나라도 먼저 레퍼런스를 확보하면 다른 사업부 전체의 영업 설득력이 함께 올라간다.</w:t>
       </w:r>
     </w:p>
     <w:p>
@@ -1055,7 +1056,7 @@
           <w:sz w:val="21"/>
           <w:szCs w:val="21"/>
         </w:rPr>
-        <w:t xml:space="preserve">Question Mark(파라메트릭·B2B API·헬스케어 리퍼럴) — '선택적 성장투자'. 펀딩 배분(R&amp;D 40%·마케팅파트너십 15%)의 상당 부분을 이 세 영역의 PoC·레퍼런스 확보에 투입해 Star로 전환을 시도하고, 9~24개월(로드맵 3단계) 시점에 성과가 없는 세그먼트는 철수를 검토한다.</w:t>
+        <w:t xml:space="preserve">Question Mark(AI Agent 2종·블록체인 2종) — '선택적 성장투자'. 펀딩 배분(R&amp;D 40%·마케팅파트너십 15%)을 AI Agent 쪽(헬스케어 리퍼럴 PoC, AI 엔진 단독 SaaS화)과 블록체인 쪽(파라메트릭, 온체인 API) 양쪽에 균형 있게 투입해 Star로 전환을 시도하고, 9~24개월(로드맵 3단계) 시점에 성과가 없는 세그먼트는 철수를 검토한다.</w:t>
       </w:r>
     </w:p>
     <w:p>
@@ -1073,7 +1074,7 @@
           <w:sz w:val="21"/>
           <w:szCs w:val="21"/>
         </w:rPr>
-        <w:t xml:space="preserve">Cash Cow(목표, B2B API 반복매출) — 아직 도달하지 못한 목표 포지션이므로 '투자'가 아니라 '전환 조건'(유료 파트너 1곳 이상 확보)을 KPI로 설정해 관리한다.</w:t>
+        <w:t xml:space="preserve">Cash Cow(목표, AI Agent SaaS·블록체인 API 반복매출) — 아직 도달하지 못한 목표 포지션이므로 '투자'가 아니라 '전환 조건'(AI Assistant·엔진 중 1곳 + 온체인 API 중 1곳, 합산 유료 파트너 2곳 이상 확보)을 KPI로 설정해 관리한다.</w:t>
       </w:r>
     </w:p>
     <w:p>
@@ -1091,7 +1092,7 @@
           <w:sz w:val="21"/>
           <w:szCs w:val="21"/>
         </w:rPr>
-        <w:t xml:space="preserve">Dog(부가 인프라) — 신규 투자를 최소화하고, 핵심 상품(치아보험·파라메트릭)의 운영비 절감·진입장벽 완화 효과로만 가치를 인정한다 — 가스리스 온보딩이 대표적으로, 그 자체가 매출원이 아니라 가입 전환율을 높이는 보조 장치다.</w:t>
+        <w:t xml:space="preserve">Dog(Jev PoC·블록체인 부가 인프라) — 신규 투자를 최소화하고, 핵심 상품의 운영비 절감·진입장벽 완화·미래 옵션 확보 효과로만 가치를 인정한다 — 가스리스 온보딩과 Jev PoC 모두 그 자체가 매출원이 아니라 각각 가입 전환율과 향후 판단 정확도를 높이는 보조 장치다.</w:t>
       </w:r>
     </w:p>
     <w:p>

--- a/WK5_마케팅믹스_BCG매트릭스_5Layers_인슈어체인.docx
+++ b/WK5_마케팅믹스_BCG매트릭스_5Layers_인슈어체인.docx
@@ -407,7 +407,7 @@
                 <w:sz w:val="19"/>
                 <w:szCs w:val="19"/>
               </w:rPr>
-              <w:t xml:space="preserve">① 직접 채널 — 챗봇 웹앱(Flask, web_app.py)으로 고객에게 직접 상담·가입 제공, ② B2B 간접 채널 — 소형 GA·핀테크사에 API 키로 재판매(/api/partner/v1/dental/status), ③ 리퍼럴 채널 — 건강검진센터 제휴(CareLink)로 검진 직후 고객을 연결.</w:t>
+              <w:t xml:space="preserve">[보험 AI Agent] ① 직접 채널 — 챗봇 웹앱(Flask, web_app.py)으로 고객에게 직접 상담·가입 제공, ② B2B 간접 채널(AI) — AI Assistant·언더라이팅 엔진을 소형 GA·핀테크사에 API/라이선스로 재판매, ③ 리퍼럴 채널 — 건강검진센터 제휴(CareLink)로 검진 직후 고객을 연결. [블록체인 자동화] ④ B2B 간접 채널(온체인) — 온체인 데이터 조회 API를 API 키로 재판매(/api/partner/v1/dental/status).</w:t>
             </w:r>
           </w:p>
         </w:tc>
@@ -460,7 +460,7 @@
                 <w:sz w:val="19"/>
                 <w:szCs w:val="19"/>
               </w:rPr>
-              <w:t xml:space="preserve">정부지원사업(한국핀테크지원센터 디지털 금융기술 내재화 사업) 지원서·컨설팅, 손보사 1곳 PoC MOU 및 혁신금융서비스(규제샌드박스) 공동신청, 투자자·파트너 대상 피칭 자료(수익성 지표 대시보드로 증빙), 건강검진센터 제휴를 통한 리퍼럴 마케팅(검진 직후 고전환 타이밍 공략).</w:t>
+              <w:t xml:space="preserve">[보험 AI Agent] 투자자·파트너 대상 피칭 자료(AI Assistant·언더라이팅 엔진 데모 및 수익성 지표 대시보드로 증빙), 건강검진센터 제휴를 통한 리퍼럴 마케팅(CareLink, 검진 직후 고전환 타이밍 공략), 정부지원사업(한국핀테크지원센터 디지털 금융기술 내재화 사업) 지원서·컨설팅. [블록체인 자동화] 손보사 1곳 PoC MOU 및 혁신금융서비스(규제샌드박스) 공동신청.</w:t>
             </w:r>
           </w:p>
         </w:tc>
@@ -566,7 +566,7 @@
                 <w:sz w:val="19"/>
                 <w:szCs w:val="19"/>
               </w:rPr>
-              <w:t xml:space="preserve">전문 언더라이터(human_review 대기열에서 수동심사), 관리자(승인·거절·지급 최종 서명자), 플랫폼 개발팀, 건강검진센터 제휴 담당자. AI는 어디까지나 '자율실행(Agent)' 또는 '참고용 어드바이저(Human-in-the-Loop)'로 역할이 분리되어 있고, 사람이 결정권을 갖는 지점(청구 20% 초과, 중위험 보완요청 등)이 명확히 설계되어 있다.</w:t>
+              <w:t xml:space="preserve">[보험 AI Agent 거버넌스] 전문 언더라이터(human_review 대기열 — AI 교차심사에서 올라온 중위험·고위험 건을 수동심사). AI는 어디까지나 '자율실행(Agent)' 또는 '참고용 어드바이저(Human-in-the-Loop)'로 역할이 분리되어 있다. [블록체인 자동화 거버넌스] 관리자(승인·거절·지급 최종 서명자), 플랫폼 개발팀, 건강검진센터 제휴 담당자. 사람이 결정권을 갖는 지점(청구 20% 초과, 중위험 보완요청 등)이 양쪽 모두 명확히 설계되어 있다.</w:t>
             </w:r>
           </w:p>
         </w:tc>

--- a/WK5_마케팅믹스_BCG매트릭스_5Layers_인슈어체인.docx
+++ b/WK5_마케팅믹스_BCG매트릭스_5Layers_인슈어체인.docx
@@ -301,7 +301,7 @@
                 <w:sz w:val="19"/>
                 <w:szCs w:val="19"/>
               </w:rPr>
-              <w:t xml:space="preserve">[보험 AI Agent] ① 보험상담 AI Assistant(상품추천·리밸런싱(CareLink)·부수 금융업무 3대 축, 위 참조) — 고객용 상담 엔진. ② 언더라이팅 AI 엔진(19종 자율 심사 도구 + 경계·중위험 교차심사) — 보험사 대상으로 챗봇과 분리해 단독 라이선스가 가능한 B2B 심사엔진 자산. [블록체인 자동화] ③ 블록체인 치아보험 스마트컨트랙트(청약·납입·청구·만기환급 자동집행) ④ 파라메트릭(지수형) 보험 ⑤ 온체인 데이터 조회 B2B API ⑥ 가스리스 온보딩. 치아보험은 이미 전 과정이 온체인에서 동작하는 완성 상품이며, 11개 신규 상품·고도화 기능이 같은 인프라(오라클·언더라이팅 서브에이전트·준비금 계좌)를 재사용해 추가됨.</w:t>
+              <w:t xml:space="preserve">[보험 AI Agent] ① 보험상담 AI Assistant(상품추천·리밸런싱(CareLink)·부수 금융업무 3대 축, 위 참조) — 고객용 상담 엔진. ② 언더라이팅 AI 엔진(19종 자율 심사 도구 + 경계·중위험 교차심사) — 보험사 대상으로 챗봇과 분리해 단독 라이선스가 가능한 B2B 심사엔진 자산. ③ 건강위험·신용 스코어링 엔진(로지스틱 위험예측 모델 + Health-Credit 대안 신용평가) — CareLink·언더라이팅 양쪽에서 재사용되는 핵심 모델을 독립된 데이터 상품으로도 제공 가능. [블록체인 자동화] ④ 블록체인 치아보험 스마트컨트랙트(청약·납입·청구·만기환급 자동집행) ⑤ 파라메트릭(지수형) 보험 ⑥ 온체인 데이터 조회 B2B API ⑦ 가스리스 온보딩. 치아보험은 이미 전 과정이 온체인에서 동작하는 완성 상품이며, 11개 신규 상품·고도화 기능이 같은 인프라(오라클·언더라이팅 서브에이전트·준비금 계좌)를 재사용해 추가됨.</w:t>
             </w:r>
           </w:p>
         </w:tc>
@@ -354,7 +354,7 @@
                 <w:sz w:val="19"/>
                 <w:szCs w:val="19"/>
               </w:rPr>
-              <w:t xml:space="preserve">보험료 자체는 기존 보험업계 요율 체계를 따르므로 가격 경쟁이 아니라 '비용구조 혁신'이 가격 전략의 핵심이다. [보험 AI Agent 기여분] 가입심사 93%↓(언더라이팅 19종 서브에이전트가 설계사·언더라이터 인건비 대체), 고객문의대응 93%↓(챗봇 상담이 콜센터 상담원 대체). [블록체인 자동화 기여분] 소액청구심사 92%↓, 결제정산 98%↓, 재보험조달 67%↓(평균 약 89% 절감). 이를 근거로 AI Assistant/언더라이팅 엔진 라이선스료 + 온체인 API 월정산·재보험풀 AUM 수수료 등 가치기반 가격을 보험사·파트너사에 부과한다.</w:t>
+              <w:t xml:space="preserve">보험료 자체는 기존 보험업계 요율 체계를 따르므로 가격 경쟁이 아니라 '비용구조 혁신'이 가격 전략의 핵심이다. [보험 AI Agent 기여분] 가입심사 93%↓(언더라이팅 19종 서브에이전트가 설계사·언더라이터 인건비 대체), 고객문의대응 93%↓(챗봇 상담이 콜센터 상담원 대체). AI Assistant·언더라이팅 엔진은 호출량 기반 API 과금 또는 월정액 SaaS 중 선택 가능한 가격 구조로 설계해, 정액 라이선스 성격인 블록체인 상품보다 파트너사의 초기 도입 장벽을 낮춘다 — 소규모 GA는 종량제로 시작해 호출량이 늘면 월정액으로 전환하는 식. [블록체인 자동화 기여분] 소액청구심사 92%↓, 결제정산 98%↓, 재보험조달 67%↓(평균 약 89% 절감). 이를 근거로 AI Assistant/언더라이팅 엔진 라이선스료 + 온체인 API 월정산·재보험풀 AUM 수수료 등 가치기반 가격을 보험사·파트너사에 부과한다.</w:t>
             </w:r>
           </w:p>
         </w:tc>
@@ -619,7 +619,7 @@
                 <w:sz w:val="19"/>
                 <w:szCs w:val="19"/>
               </w:rPr>
-              <w:t xml:space="preserve">[보험 AI Agent] 구조화 출력 로그(tier는 AI가 판단, route는 코드가 결정하는 기록), 경계·중위험 교차심사 기록(cross_review — 어느 리뷰어가 어떤 사유로 상향했는지), AI 어드바이저 의견이 담긴 Slack 로그. [블록체인 자동화] 관리자 대시보드의 손해율·사업비율·합산비율 실시간 노출, 온체인 투명 기록(고객·보험사가 동일 데이터 실시간 조회), PDF 증권서류, 167개 이상 통과한 Hardhat 단위테스트 — 무형 서비스의 신뢰를 보강하는 유형적 증거 역할을 한다.</w:t>
+              <w:t xml:space="preserve">[보험 AI Agent] 구조화 출력 로그(tier는 AI가 판단, route는 코드가 결정하는 기록), 경계·중위험 교차심사 기록(cross_review — 어느 리뷰어가 어떤 사유로 상향했는지), AI 어드바이저 의견이 담긴 Slack 로그, 건강위험 예측모델의 AUC≈0.78 성능 지표(모델 신뢰도를 수치로 공개), 데모 시나리오(가상 시나리오) 실행 로그 — 상담·심사 품질을 직접 보여주는 증거. [블록체인 자동화] 관리자 대시보드의 손해율·사업비율·합산비율 실시간 노출, 온체인 투명 기록(고객·보험사가 동일 데이터 실시간 조회), PDF 증권서류, 167개 이상 통과한 Hardhat 단위테스트 — 무형 서비스의 신뢰를 보강하는 유형적 증거 역할을 한다.</w:t>
             </w:r>
           </w:p>
         </w:tc>
